--- a/projects/fpga-systems/Genesys2/rapids_beats/reports/perf/RAPIDS_Char_Perf_v2.2.docx
+++ b/projects/fpga-systems/Genesys2/rapids_beats/reports/perf/RAPIDS_Char_Perf_v2.2.docx
@@ -160,7 +160,7 @@
             </w:rPr>
             <w:fldChar w:fldCharType="separate"/>
           </w:r>
-          <w:hyperlink w:anchor="__RefHeading___Toc6972_3961543657">
+          <w:hyperlink w:anchor="__RefHeading___Toc6972_3007409224">
             <w:r>
               <w:rPr>
                 <w:webHidden/>
@@ -181,7 +181,7 @@
             </w:tabs>
             <w:rPr/>
           </w:pPr>
-          <w:hyperlink w:anchor="__RefHeading___Toc6974_3961543657">
+          <w:hyperlink w:anchor="__RefHeading___Toc6974_3007409224">
             <w:r>
               <w:rPr>
                 <w:webHidden/>
@@ -189,7 +189,7 @@
               </w:rPr>
               <w:t>RAPIDS Beats DMA — Performance Characterization (Genesys 2, 8 channels)</w:t>
               <w:tab/>
-              <w:t>5</w:t>
+              <w:t>6</w:t>
             </w:r>
           </w:hyperlink>
         </w:p>
@@ -202,7 +202,7 @@
             </w:tabs>
             <w:rPr/>
           </w:pPr>
-          <w:hyperlink w:anchor="__RefHeading___Toc6976_3961543657">
+          <w:hyperlink w:anchor="__RefHeading___Toc6976_3007409224">
             <w:r>
               <w:rPr>
                 <w:webHidden/>
@@ -210,7 +210,7 @@
               </w:rPr>
               <w:t>Characterization knobs</w:t>
               <w:tab/>
-              <w:t>8</w:t>
+              <w:t>9</w:t>
             </w:r>
           </w:hyperlink>
         </w:p>
@@ -223,7 +223,7 @@
             </w:tabs>
             <w:rPr/>
           </w:pPr>
-          <w:hyperlink w:anchor="__RefHeading___Toc6978_3961543657">
+          <w:hyperlink w:anchor="__RefHeading___Toc6978_3007409224">
             <w:r>
               <w:rPr>
                 <w:webHidden/>
@@ -231,7 +231,7 @@
               </w:rPr>
               <w:t>1. Headline</w:t>
               <w:tab/>
-              <w:t>9</w:t>
+              <w:t>10</w:t>
             </w:r>
           </w:hyperlink>
         </w:p>
@@ -244,7 +244,7 @@
             </w:tabs>
             <w:rPr/>
           </w:pPr>
-          <w:hyperlink w:anchor="__RefHeading___Toc6980_3961543657">
+          <w:hyperlink w:anchor="__RefHeading___Toc6980_3007409224">
             <w:r>
               <w:rPr>
                 <w:webHidden/>
@@ -252,7 +252,7 @@
               </w:rPr>
               <w:t>2. How it is measured (the observation hooks)</w:t>
               <w:tab/>
-              <w:t>10</w:t>
+              <w:t>11</w:t>
             </w:r>
           </w:hyperlink>
         </w:p>
@@ -265,7 +265,7 @@
             </w:tabs>
             <w:rPr/>
           </w:pPr>
-          <w:hyperlink w:anchor="__RefHeading___Toc6982_3961543657">
+          <w:hyperlink w:anchor="__RefHeading___Toc6982_3007409224">
             <w:r>
               <w:rPr>
                 <w:webHidden/>
@@ -273,7 +273,7 @@
               </w:rPr>
               <w:t>3. Single-axis sweep — transfer size</w:t>
               <w:tab/>
-              <w:t>11</w:t>
+              <w:t>12</w:t>
             </w:r>
           </w:hyperlink>
         </w:p>
@@ -286,7 +286,7 @@
             </w:tabs>
             <w:rPr/>
           </w:pPr>
-          <w:hyperlink w:anchor="__RefHeading___Toc6984_3961543657">
+          <w:hyperlink w:anchor="__RefHeading___Toc6984_3007409224">
             <w:r>
               <w:rPr>
                 <w:webHidden/>
@@ -294,7 +294,7 @@
               </w:rPr>
               <w:t>3.1 Channel count — per-channel independence</w:t>
               <w:tab/>
-              <w:t>13</w:t>
+              <w:t>14</w:t>
             </w:r>
           </w:hyperlink>
         </w:p>
@@ -307,7 +307,7 @@
             </w:tabs>
             <w:rPr/>
           </w:pPr>
-          <w:hyperlink w:anchor="__RefHeading___Toc6986_3961543657">
+          <w:hyperlink w:anchor="__RefHeading___Toc6986_3007409224">
             <w:r>
               <w:rPr>
                 <w:webHidden/>
@@ -315,7 +315,7 @@
               </w:rPr>
               <w:t>4. What we learned</w:t>
               <w:tab/>
-              <w:t>14</w:t>
+              <w:t>15</w:t>
             </w:r>
           </w:hyperlink>
         </w:p>
@@ -328,7 +328,7 @@
             </w:tabs>
             <w:rPr/>
           </w:pPr>
-          <w:hyperlink w:anchor="__RefHeading___Toc6988_3961543657">
+          <w:hyperlink w:anchor="__RefHeading___Toc6988_3007409224">
             <w:r>
               <w:rPr>
                 <w:webHidden/>
@@ -336,7 +336,7 @@
               </w:rPr>
               <w:t>5. Between-run state (harness workaround + open RTL defect)</w:t>
               <w:tab/>
-              <w:t>15</w:t>
+              <w:t>16</w:t>
             </w:r>
           </w:hyperlink>
         </w:p>
@@ -349,7 +349,7 @@
             </w:tabs>
             <w:rPr/>
           </w:pPr>
-          <w:hyperlink w:anchor="__RefHeading___Toc6990_3961543657">
+          <w:hyperlink w:anchor="__RefHeading___Toc6990_3007409224">
             <w:r>
               <w:rPr>
                 <w:webHidden/>
@@ -357,7 +357,7 @@
               </w:rPr>
               <w:t>6. Other limitations</w:t>
               <w:tab/>
-              <w:t>16</w:t>
+              <w:t>17</w:t>
             </w:r>
           </w:hyperlink>
         </w:p>
@@ -370,7 +370,7 @@
             </w:tabs>
             <w:rPr/>
           </w:pPr>
-          <w:hyperlink w:anchor="__RefHeading___Toc6992_3961543657">
+          <w:hyperlink w:anchor="__RefHeading___Toc6992_3007409224">
             <w:r>
               <w:rPr>
                 <w:webHidden/>
@@ -378,7 +378,7 @@
               </w:rPr>
               <w:t>7. The STREAM knob set, measured by the interface observers (v1.2)</w:t>
               <w:tab/>
-              <w:t>16</w:t>
+              <w:t>17</w:t>
             </w:r>
           </w:hyperlink>
         </w:p>
@@ -391,7 +391,7 @@
             </w:tabs>
             <w:rPr/>
           </w:pPr>
-          <w:hyperlink w:anchor="__RefHeading___Toc6994_3961543657">
+          <w:hyperlink w:anchor="__RefHeading___Toc6994_3007409224">
             <w:r>
               <w:rPr>
                 <w:webHidden/>
@@ -399,7 +399,7 @@
               </w:rPr>
               <w:t>7.0 The regression this campaign found first</w:t>
               <w:tab/>
-              <w:t>17</w:t>
+              <w:t>18</w:t>
             </w:r>
           </w:hyperlink>
         </w:p>
@@ -412,7 +412,7 @@
             </w:tabs>
             <w:rPr/>
           </w:pPr>
-          <w:hyperlink w:anchor="__RefHeading___Toc6996_3961543657">
+          <w:hyperlink w:anchor="__RefHeading___Toc6996_3007409224">
             <w:r>
               <w:rPr>
                 <w:webHidden/>
@@ -420,7 +420,7 @@
               </w:rPr>
               <w:t>7.1 Headline: line rate on all four interfaces</w:t>
               <w:tab/>
-              <w:t>17</w:t>
+              <w:t>18</w:t>
             </w:r>
           </w:hyperlink>
         </w:p>
@@ -433,7 +433,7 @@
             </w:tabs>
             <w:rPr/>
           </w:pPr>
-          <w:hyperlink w:anchor="__RefHeading___Toc6998_3961543657">
+          <w:hyperlink w:anchor="__RefHeading___Toc6998_3007409224">
             <w:r>
               <w:rPr>
                 <w:webHidden/>
@@ -441,7 +441,7 @@
               </w:rPr>
               <w:t>7.2 Transfer size (phase C): the amortization knee</w:t>
               <w:tab/>
-              <w:t>18</w:t>
+              <w:t>19</w:t>
             </w:r>
           </w:hyperlink>
         </w:p>
@@ -454,7 +454,7 @@
             </w:tabs>
             <w:rPr/>
           </w:pPr>
-          <w:hyperlink w:anchor="__RefHeading___Toc7000_3961543657">
+          <w:hyperlink w:anchor="__RefHeading___Toc7000_3007409224">
             <w:r>
               <w:rPr>
                 <w:webHidden/>
@@ -462,7 +462,7 @@
               </w:rPr>
               <w:t>7.3 Descriptors x channels (phase A): the STREAM matrix</w:t>
               <w:tab/>
-              <w:t>21</w:t>
+              <w:t>22</w:t>
             </w:r>
           </w:hyperlink>
         </w:p>
@@ -475,7 +475,7 @@
             </w:tabs>
             <w:rPr/>
           </w:pPr>
-          <w:hyperlink w:anchor="__RefHeading___Toc7002_3961543657">
+          <w:hyperlink w:anchor="__RefHeading___Toc7002_3007409224">
             <w:r>
               <w:rPr>
                 <w:webHidden/>
@@ -483,7 +483,7 @@
               </w:rPr>
               <w:t>7.4 Burst length (phase B): the transaction-size knee</w:t>
               <w:tab/>
-              <w:t>22</w:t>
+              <w:t>23</w:t>
             </w:r>
           </w:hyperlink>
         </w:p>
@@ -496,7 +496,7 @@
             </w:tabs>
             <w:rPr/>
           </w:pPr>
-          <w:hyperlink w:anchor="__RefHeading___Toc7004_3961543657">
+          <w:hyperlink w:anchor="__RefHeading___Toc7004_3007409224">
             <w:r>
               <w:rPr>
                 <w:webHidden/>
@@ -504,7 +504,7 @@
               </w:rPr>
               <w:t>7.5 Memory latency (phase E): the in-flight window</w:t>
               <w:tab/>
-              <w:t>23</w:t>
+              <w:t>24</w:t>
             </w:r>
           </w:hyperlink>
         </w:p>
@@ -517,7 +517,7 @@
             </w:tabs>
             <w:rPr/>
           </w:pPr>
-          <w:hyperlink w:anchor="__RefHeading___Toc7006_3961543657">
+          <w:hyperlink w:anchor="__RefHeading___Toc7006_3007409224">
             <w:r>
               <w:rPr>
                 <w:webHidden/>
@@ -525,7 +525,7 @@
               </w:rPr>
               <w:t>7.5c Buffer depth in the sequential knee (8-cycle steps, 4 KB vs 16 KB)</w:t>
               <w:tab/>
-              <w:t>26</w:t>
+              <w:t>27</w:t>
             </w:r>
           </w:hyperlink>
         </w:p>
@@ -538,7 +538,7 @@
             </w:tabs>
             <w:rPr/>
           </w:pPr>
-          <w:hyperlink w:anchor="__RefHeading___Toc7008_3961543657">
+          <w:hyperlink w:anchor="__RefHeading___Toc7008_3007409224">
             <w:r>
               <w:rPr>
                 <w:webHidden/>
@@ -546,7 +546,7 @@
               </w:rPr>
               <w:t>7.6 What the observers add over the bare meters</w:t>
               <w:tab/>
-              <w:t>29</w:t>
+              <w:t>30</w:t>
             </w:r>
           </w:hyperlink>
         </w:p>
@@ -559,7 +559,7 @@
             </w:tabs>
             <w:rPr/>
           </w:pPr>
-          <w:hyperlink w:anchor="__RefHeading___Toc7010_3961543657">
+          <w:hyperlink w:anchor="__RefHeading___Toc7010_3007409224">
             <w:r>
               <w:rPr>
                 <w:webHidden/>
@@ -567,7 +567,7 @@
               </w:rPr>
               <w:t>7.7 One channel under latency: burst length is the write side’s lever, SRAM depth the read side’s bound</w:t>
               <w:tab/>
-              <w:t>29</w:t>
+              <w:t>30</w:t>
             </w:r>
           </w:hyperlink>
         </w:p>
@@ -580,7 +580,7 @@
             </w:tabs>
             <w:rPr/>
           </w:pPr>
-          <w:hyperlink w:anchor="__RefHeading___Toc7012_3961543657">
+          <w:hyperlink w:anchor="__RefHeading___Toc7012_3007409224">
             <w:r>
               <w:rPr>
                 <w:webHidden/>
@@ -588,7 +588,7 @@
               </w:rPr>
               <w:t>Appendix: data files &amp; reproduce</w:t>
               <w:tab/>
-              <w:t>31</w:t>
+              <w:t>32</w:t>
             </w:r>
           </w:hyperlink>
           <w:r>
@@ -718,7 +718,7 @@
           <w:rPr>
             <w:rStyle w:val="ListLabel1"/>
           </w:rPr>
-          <w:t>8</w:t>
+          <w:t>9</w:t>
         </w:r>
         <w:r>
           <w:rPr>
@@ -775,7 +775,7 @@
           <w:rPr>
             <w:rStyle w:val="ListLabel1"/>
           </w:rPr>
-          <w:t>9</w:t>
+          <w:t>10</w:t>
         </w:r>
         <w:r>
           <w:rPr>
@@ -832,7 +832,7 @@
           <w:rPr>
             <w:rStyle w:val="ListLabel1"/>
           </w:rPr>
-          <w:t>12</w:t>
+          <w:t>13</w:t>
         </w:r>
         <w:r>
           <w:rPr>
@@ -889,7 +889,7 @@
           <w:rPr>
             <w:rStyle w:val="ListLabel1"/>
           </w:rPr>
-          <w:t>14</w:t>
+          <w:t>15</w:t>
         </w:r>
         <w:r>
           <w:rPr>
@@ -946,7 +946,7 @@
           <w:rPr>
             <w:rStyle w:val="ListLabel1"/>
           </w:rPr>
-          <w:t>15</w:t>
+          <w:t>16</w:t>
         </w:r>
         <w:r>
           <w:rPr>
@@ -1003,7 +1003,7 @@
           <w:rPr>
             <w:rStyle w:val="ListLabel1"/>
           </w:rPr>
-          <w:t>17</w:t>
+          <w:t>18</w:t>
         </w:r>
         <w:r>
           <w:rPr>
@@ -1060,7 +1060,7 @@
           <w:rPr>
             <w:rStyle w:val="ListLabel1"/>
           </w:rPr>
-          <w:t>18</w:t>
+          <w:t>19</w:t>
         </w:r>
         <w:r>
           <w:rPr>
@@ -1117,7 +1117,7 @@
           <w:rPr>
             <w:rStyle w:val="ListLabel1"/>
           </w:rPr>
-          <w:t>21</w:t>
+          <w:t>22</w:t>
         </w:r>
         <w:r>
           <w:rPr>
@@ -1174,7 +1174,7 @@
           <w:rPr>
             <w:rStyle w:val="ListLabel1"/>
           </w:rPr>
-          <w:t>22</w:t>
+          <w:t>23</w:t>
         </w:r>
         <w:r>
           <w:rPr>
@@ -1231,7 +1231,7 @@
           <w:rPr>
             <w:rStyle w:val="ListLabel1"/>
           </w:rPr>
-          <w:t>23</w:t>
+          <w:t>24</w:t>
         </w:r>
         <w:r>
           <w:rPr>
@@ -1288,7 +1288,7 @@
           <w:rPr>
             <w:rStyle w:val="ListLabel1"/>
           </w:rPr>
-          <w:t>24</w:t>
+          <w:t>25</w:t>
         </w:r>
         <w:r>
           <w:rPr>
@@ -1345,7 +1345,7 @@
           <w:rPr>
             <w:rStyle w:val="ListLabel1"/>
           </w:rPr>
-          <w:t>26</w:t>
+          <w:t>27</w:t>
         </w:r>
         <w:r>
           <w:rPr>
@@ -1402,7 +1402,7 @@
           <w:rPr>
             <w:rStyle w:val="ListLabel1"/>
           </w:rPr>
-          <w:t>30</w:t>
+          <w:t>31</w:t>
         </w:r>
         <w:r>
           <w:rPr>
@@ -1431,7 +1431,7 @@
         <w:spacing w:before="0" w:after="120"/>
         <w:rPr/>
       </w:pPr>
-      <w:bookmarkStart w:id="2" w:name="__RefHeading___Toc6972_3961543657"/>
+      <w:bookmarkStart w:id="2" w:name="__RefHeading___Toc6972_3007409224"/>
       <w:bookmarkEnd w:id="2"/>
       <w:r>
         <w:rPr>
@@ -1459,9 +1459,12 @@
         <w:rPr>
           <w:sz w:val="20"/>
         </w:rPr>
-        <w:t xml:space="preserve"> 2026-09-29</w:t>
+        <w:t xml:space="preserve"> 2026-10-02</w:t>
       </w:r>
       <w:bookmarkEnd w:id="1"/>
+      <w:r>
+        <w:br w:type="page"/>
+      </w:r>
     </w:p>
     <w:p>
       <w:pPr>
@@ -1470,7 +1473,7 @@
         <w:spacing w:before="360" w:after="120"/>
         <w:rPr/>
       </w:pPr>
-      <w:bookmarkStart w:id="3" w:name="__RefHeading___Toc6974_3961543657"/>
+      <w:bookmarkStart w:id="3" w:name="__RefHeading___Toc6974_3007409224"/>
       <w:bookmarkStart w:id="4" w:name="Xcede72afd45c8dc64954627bb358e5ae9ed470f"/>
       <w:bookmarkEnd w:id="3"/>
       <w:r>
@@ -2118,7 +2121,7 @@
         <w:spacing w:before="280" w:after="80"/>
         <w:rPr/>
       </w:pPr>
-      <w:bookmarkStart w:id="5" w:name="__RefHeading___Toc6976_3961543657"/>
+      <w:bookmarkStart w:id="5" w:name="__RefHeading___Toc6976_3007409224"/>
       <w:bookmarkStart w:id="6" w:name="characterization-knobs"/>
       <w:bookmarkEnd w:id="5"/>
       <w:r>
@@ -3204,7 +3207,7 @@
         <w:spacing w:before="280" w:after="80"/>
         <w:rPr/>
       </w:pPr>
-      <w:bookmarkStart w:id="9" w:name="__RefHeading___Toc6978_3961543657"/>
+      <w:bookmarkStart w:id="9" w:name="__RefHeading___Toc6978_3007409224"/>
       <w:bookmarkStart w:id="10" w:name="headline"/>
       <w:bookmarkEnd w:id="9"/>
       <w:r>
@@ -4249,7 +4252,7 @@
         <w:spacing w:before="280" w:after="80"/>
         <w:rPr/>
       </w:pPr>
-      <w:bookmarkStart w:id="13" w:name="__RefHeading___Toc6980_3961543657"/>
+      <w:bookmarkStart w:id="13" w:name="__RefHeading___Toc6980_3007409224"/>
       <w:bookmarkStart w:id="14" w:name="how-it-is-measured-the-observation-hooks"/>
       <w:bookmarkEnd w:id="13"/>
       <w:r>
@@ -4558,7 +4561,7 @@
         <w:spacing w:before="280" w:after="80"/>
         <w:rPr/>
       </w:pPr>
-      <w:bookmarkStart w:id="16" w:name="__RefHeading___Toc6982_3961543657"/>
+      <w:bookmarkStart w:id="16" w:name="__RefHeading___Toc6982_3007409224"/>
       <w:bookmarkStart w:id="17" w:name="single-axis-sweep-transfer-size"/>
       <w:bookmarkEnd w:id="16"/>
       <w:r>
@@ -6408,7 +6411,7 @@
         <w:spacing w:before="200" w:after="80"/>
         <w:rPr/>
       </w:pPr>
-      <w:bookmarkStart w:id="19" w:name="__RefHeading___Toc6984_3961543657"/>
+      <w:bookmarkStart w:id="19" w:name="__RefHeading___Toc6984_3007409224"/>
       <w:bookmarkStart w:id="20" w:name="channel-count-per-channel-independence"/>
       <w:bookmarkEnd w:id="19"/>
       <w:r>
@@ -7104,7 +7107,7 @@
         <w:spacing w:before="280" w:after="80"/>
         <w:rPr/>
       </w:pPr>
-      <w:bookmarkStart w:id="24" w:name="__RefHeading___Toc6986_3961543657"/>
+      <w:bookmarkStart w:id="24" w:name="__RefHeading___Toc6986_3007409224"/>
       <w:bookmarkStart w:id="25" w:name="what-we-learned"/>
       <w:bookmarkEnd w:id="24"/>
       <w:r>
@@ -7293,7 +7296,7 @@
         <w:spacing w:before="280" w:after="80"/>
         <w:rPr/>
       </w:pPr>
-      <w:bookmarkStart w:id="27" w:name="__RefHeading___Toc6988_3961543657"/>
+      <w:bookmarkStart w:id="27" w:name="__RefHeading___Toc6988_3007409224"/>
       <w:bookmarkStart w:id="28" w:name="Xb7d3b74d841ca0c2de75ca34e33811ef0b872ce"/>
       <w:bookmarkEnd w:id="27"/>
       <w:r>
@@ -7938,7 +7941,7 @@
         <w:spacing w:before="280" w:after="80"/>
         <w:rPr/>
       </w:pPr>
-      <w:bookmarkStart w:id="30" w:name="__RefHeading___Toc6990_3961543657"/>
+      <w:bookmarkStart w:id="30" w:name="__RefHeading___Toc6990_3007409224"/>
       <w:bookmarkStart w:id="31" w:name="other-limitations"/>
       <w:bookmarkEnd w:id="30"/>
       <w:r>
@@ -8063,7 +8066,7 @@
         <w:spacing w:before="280" w:after="80"/>
         <w:rPr/>
       </w:pPr>
-      <w:bookmarkStart w:id="33" w:name="__RefHeading___Toc6992_3961543657"/>
+      <w:bookmarkStart w:id="33" w:name="__RefHeading___Toc6992_3007409224"/>
       <w:bookmarkStart w:id="34" w:name="Xf93bac6e3af386938d790a1e2684c28b432df8f"/>
       <w:bookmarkEnd w:id="33"/>
       <w:r>
@@ -8307,7 +8310,7 @@
         <w:spacing w:before="200" w:after="80"/>
         <w:rPr/>
       </w:pPr>
-      <w:bookmarkStart w:id="35" w:name="__RefHeading___Toc6994_3961543657"/>
+      <w:bookmarkStart w:id="35" w:name="__RefHeading___Toc6994_3007409224"/>
       <w:bookmarkStart w:id="36" w:name="the-regression-this-campaign-found-first"/>
       <w:bookmarkEnd w:id="35"/>
       <w:r>
@@ -8403,7 +8406,7 @@
         <w:spacing w:before="200" w:after="80"/>
         <w:rPr/>
       </w:pPr>
-      <w:bookmarkStart w:id="37" w:name="__RefHeading___Toc6996_3961543657"/>
+      <w:bookmarkStart w:id="37" w:name="__RefHeading___Toc6996_3007409224"/>
       <w:bookmarkStart w:id="38" w:name="Xce9d4b4e6f1bbd714df47d08dfffd652405288d"/>
       <w:bookmarkEnd w:id="37"/>
       <w:r>
@@ -9385,7 +9388,7 @@
         <w:spacing w:before="200" w:after="80"/>
         <w:rPr/>
       </w:pPr>
-      <w:bookmarkStart w:id="41" w:name="__RefHeading___Toc6998_3961543657"/>
+      <w:bookmarkStart w:id="41" w:name="__RefHeading___Toc6998_3007409224"/>
       <w:bookmarkStart w:id="42" w:name="Xd6d5d6c1c6a2561c2d4ca9b64c4dfc5273aa51e"/>
       <w:bookmarkEnd w:id="41"/>
       <w:r>
@@ -12207,7 +12210,7 @@
         <w:spacing w:before="200" w:after="80"/>
         <w:rPr/>
       </w:pPr>
-      <w:bookmarkStart w:id="45" w:name="__RefHeading___Toc7000_3961543657"/>
+      <w:bookmarkStart w:id="45" w:name="__RefHeading___Toc7000_3007409224"/>
       <w:bookmarkStart w:id="46" w:name="X30e51ca9b5bd07db951aa7d5dcbf7177ecbe61e"/>
       <w:bookmarkEnd w:id="45"/>
       <w:r>
@@ -13343,7 +13346,7 @@
         <w:spacing w:before="200" w:after="80"/>
         <w:rPr/>
       </w:pPr>
-      <w:bookmarkStart w:id="49" w:name="__RefHeading___Toc7002_3961543657"/>
+      <w:bookmarkStart w:id="49" w:name="__RefHeading___Toc7002_3007409224"/>
       <w:bookmarkStart w:id="50" w:name="Xd1d12adc19ec45cf7ed82a23fc7324dae476ef4"/>
       <w:bookmarkEnd w:id="49"/>
       <w:r>
@@ -15298,7 +15301,7 @@
         <w:spacing w:before="200" w:after="80"/>
         <w:rPr/>
       </w:pPr>
-      <w:bookmarkStart w:id="53" w:name="__RefHeading___Toc7004_3961543657"/>
+      <w:bookmarkStart w:id="53" w:name="__RefHeading___Toc7004_3007409224"/>
       <w:bookmarkStart w:id="54" w:name="Xfe20b3bad87a7320531e61044c278bf7aa0bf91"/>
       <w:bookmarkEnd w:id="53"/>
       <w:r>
@@ -23845,7 +23848,7 @@
         <w:spacing w:before="200" w:after="80"/>
         <w:rPr/>
       </w:pPr>
-      <w:bookmarkStart w:id="57" w:name="__RefHeading___Toc7006_3961543657"/>
+      <w:bookmarkStart w:id="57" w:name="__RefHeading___Toc7006_3007409224"/>
       <w:bookmarkStart w:id="58" w:name="Xbd7bacfb026040ebd95f31f020229734471b4f0"/>
       <w:bookmarkEnd w:id="57"/>
       <w:r>
@@ -26878,7 +26881,7 @@
         <w:spacing w:before="200" w:after="80"/>
         <w:rPr/>
       </w:pPr>
-      <w:bookmarkStart w:id="61" w:name="__RefHeading___Toc7008_3961543657"/>
+      <w:bookmarkStart w:id="61" w:name="__RefHeading___Toc7008_3007409224"/>
       <w:bookmarkStart w:id="62" w:name="Xe591edabf8080aeb86bda70f20b25bf24aead36"/>
       <w:bookmarkEnd w:id="61"/>
       <w:r>
@@ -26922,7 +26925,7 @@
         <w:spacing w:before="200" w:after="80"/>
         <w:rPr/>
       </w:pPr>
-      <w:bookmarkStart w:id="63" w:name="__RefHeading___Toc7010_3961543657"/>
+      <w:bookmarkStart w:id="63" w:name="__RefHeading___Toc7010_3007409224"/>
       <w:bookmarkStart w:id="64" w:name="X5e5b3b17834b8a4ebbf808a20ed08e6dc8d6f1d"/>
       <w:bookmarkEnd w:id="63"/>
       <w:r>
@@ -28810,7 +28813,7 @@
         <w:spacing w:before="280" w:after="80"/>
         <w:rPr/>
       </w:pPr>
-      <w:bookmarkStart w:id="66" w:name="__RefHeading___Toc7012_3961543657"/>
+      <w:bookmarkStart w:id="66" w:name="__RefHeading___Toc7012_3007409224"/>
       <w:bookmarkStart w:id="67" w:name="appendix-data-files-reproduce"/>
       <w:bookmarkEnd w:id="66"/>
       <w:r>
@@ -31295,7 +31298,7 @@
           </w:r>
           <w:r>
             <w:rPr/>
-            <w:t>33</w:t>
+            <w:t>34</w:t>
           </w:r>
           <w:r>
             <w:rPr/>
@@ -31322,7 +31325,7 @@
           </w:r>
           <w:r>
             <w:rPr/>
-            <w:t>33</w:t>
+            <w:t>34</w:t>
           </w:r>
           <w:r>
             <w:rPr/>
@@ -31442,7 +31445,7 @@
           </w:r>
           <w:r>
             <w:rPr/>
-            <w:t>33</w:t>
+            <w:t>34</w:t>
           </w:r>
           <w:r>
             <w:rPr/>
@@ -31469,7 +31472,7 @@
           </w:r>
           <w:r>
             <w:rPr/>
-            <w:t>33</w:t>
+            <w:t>34</w:t>
           </w:r>
           <w:r>
             <w:rPr/>
